--- a/90_通用工具_全学期复用/90-C12_分组到底怎么用_v1.0_20260821.docx
+++ b/90_通用工具_全学期复用/90-C12_分组到底怎么用_v1.0_20260821.docx
@@ -317,7 +317,7 @@
           <w:b w:val="0"/>
           <w:sz w:val="22"/>
         </w:rPr>
-        <w:t>出纳角：只处理收付款那两张。审核角：只审别人写好的，不自己填。仓管角：只核对数量。成本角：只看料工费那一笔。记账角：填转账凭证。报表角：这节课没有表可编，就看别人递过来的数，写一句「现在还编不了表，缺什么」。</w:t>
+        <w:t>若做岗位走一圈：出纳角只填「银行存款收或付」的通用记账凭证；审核角只审别人的；仓管角只核对数量。不做收款/付款/转账三种专用凭证。一节课即可。</w:t>
       </w:r>
     </w:p>
     <w:p>
